--- a/skills/pis-todo-to-tch/assets/template.docx
+++ b/skills/pis-todo-to-tch/assets/template.docx
@@ -2630,6 +2630,7 @@
     <w:p>
       <w:pPr>
         <w:spacing w:after="0" w:line="240" w:lineRule="auto"/>
+        <w:ind w:left="5760"/>
         <w:rPr>
           <w:rFonts w:ascii="Times New Roman" w:hAnsi="Times New Roman" w:cs="Times New Roman"/>
         </w:rPr>
@@ -2638,122 +2639,7 @@
         <w:rPr>
           <w:rFonts w:ascii="Times New Roman" w:hAnsi="Times New Roman" w:cs="Times New Roman"/>
         </w:rPr>
-        <w:tab/>
-      </w:r>
-      <w:r>
-        <w:rPr>
-          <w:rFonts w:ascii="Times New Roman" w:hAnsi="Times New Roman" w:cs="Times New Roman"/>
-        </w:rPr>
-        <w:tab/>
-      </w:r>
-      <w:r>
-        <w:rPr>
-          <w:rFonts w:ascii="Times New Roman" w:hAnsi="Times New Roman" w:cs="Times New Roman"/>
-        </w:rPr>
-        <w:tab/>
-      </w:r>
-      <w:r>
-        <w:rPr>
-          <w:rFonts w:ascii="Times New Roman" w:hAnsi="Times New Roman" w:cs="Times New Roman"/>
-        </w:rPr>
-        <w:tab/>
-      </w:r>
-      <w:r>
-        <w:rPr>
-          <w:rFonts w:ascii="Times New Roman" w:hAnsi="Times New Roman" w:cs="Times New Roman"/>
-        </w:rPr>
-        <w:tab/>
-      </w:r>
-      <w:r>
-        <w:rPr>
-          <w:rFonts w:ascii="Times New Roman" w:hAnsi="Times New Roman" w:cs="Times New Roman"/>
-        </w:rPr>
-        <w:tab/>
-      </w:r>
-      <w:r>
-        <w:rPr>
-          <w:rFonts w:ascii="Times New Roman" w:hAnsi="Times New Roman" w:cs="Times New Roman"/>
-        </w:rPr>
-        <w:tab/>
-      </w:r>
-      <w:r>
-        <w:rPr>
-          <w:rFonts w:ascii="Times New Roman" w:hAnsi="Times New Roman" w:cs="Times New Roman"/>
-        </w:rPr>
-        <w:tab/>
-      </w:r>
-      <w:r>
-        <w:rPr>
-          <w:rFonts w:ascii="Times New Roman" w:hAnsi="Times New Roman" w:cs="Times New Roman"/>
-        </w:rPr>
-        <w:tab/>
-      </w:r>
-      <w:r>
-        <w:rPr>
-          <w:rFonts w:ascii="Times New Roman" w:hAnsi="Times New Roman" w:cs="Times New Roman"/>
-        </w:rPr>
-        <w:tab/>
-      </w:r>
-      <w:r>
-        <w:rPr>
-          <w:rFonts w:ascii="Times New Roman" w:hAnsi="Times New Roman" w:cs="Times New Roman"/>
-        </w:rPr>
-        <w:tab/>
-      </w:r>
-      <w:r>
-        <w:rPr>
-          <w:rFonts w:ascii="Times New Roman" w:hAnsi="Times New Roman" w:cs="Times New Roman"/>
-        </w:rPr>
-        <w:tab/>
-      </w:r>
-      <w:r>
-        <w:rPr>
-          <w:rFonts w:ascii="Times New Roman" w:hAnsi="Times New Roman" w:cs="Times New Roman"/>
-        </w:rPr>
-        <w:tab/>
-      </w:r>
-      <w:r>
-        <w:rPr>
-          <w:rFonts w:ascii="Times New Roman" w:hAnsi="Times New Roman" w:cs="Times New Roman"/>
-        </w:rPr>
-        <w:tab/>
-      </w:r>
-      <w:r>
-        <w:rPr>
-          <w:rFonts w:ascii="Times New Roman" w:hAnsi="Times New Roman" w:cs="Times New Roman"/>
-        </w:rPr>
-        <w:tab/>
-      </w:r>
-      <w:r>
-        <w:rPr>
-          <w:rFonts w:ascii="Times New Roman" w:hAnsi="Times New Roman" w:cs="Times New Roman"/>
-        </w:rPr>
-        <w:tab/>
-      </w:r>
-      <w:r>
-        <w:rPr>
-          <w:rFonts w:ascii="Times New Roman" w:hAnsi="Times New Roman" w:cs="Times New Roman"/>
-        </w:rPr>
-        <w:tab/>
-      </w:r>
-      <w:r>
-        <w:rPr>
-          <w:rFonts w:ascii="Times New Roman" w:hAnsi="Times New Roman" w:cs="Times New Roman"/>
-        </w:rPr>
-        <w:tab/>
-      </w:r>
-      <w:r>
-        <w:rPr>
-          <w:rFonts w:ascii="Times New Roman" w:hAnsi="Times New Roman" w:cs="Times New Roman"/>
-        </w:rPr>
-        <w:tab/>
-      </w:r>
-      <w:r>
-        <w:rPr>
-          <w:rFonts w:ascii="Times New Roman" w:hAnsi="Times New Roman" w:cs="Times New Roman"/>
-        </w:rPr>
-        <w:tab/>
-        <w:t>{{NAMA}}</w:t>
+        <w:t xml:space="preserve">{{NAMA}}</w:t>
       </w:r>
     </w:p>
     <w:p>
@@ -2774,6 +2660,9 @@
     </w:p>
     <w:p>
       <w:pPr>
+        <w:tabs>
+          <w:tab w:val="left" w:pos="3600"/>
+        </w:tabs>
         <w:spacing w:after="0" w:line="240" w:lineRule="auto"/>
         <w:rPr>
           <w:rFonts w:ascii="Times New Roman" w:hAnsi="Times New Roman" w:cs="Times New Roman"/>
@@ -2789,26 +2678,7 @@
         <w:rPr>
           <w:rFonts w:ascii="Times New Roman" w:hAnsi="Times New Roman" w:cs="Times New Roman"/>
         </w:rPr>
-        <w:tab/>
-      </w:r>
-      <w:r>
-        <w:rPr>
-          <w:rFonts w:ascii="Times New Roman" w:hAnsi="Times New Roman" w:cs="Times New Roman"/>
-        </w:rPr>
-        <w:tab/>
-      </w:r>
-      <w:r>
-        <w:rPr>
-          <w:rFonts w:ascii="Times New Roman" w:hAnsi="Times New Roman" w:cs="Times New Roman"/>
-        </w:rPr>
-        <w:tab/>
-      </w:r>
-      <w:r>
-        <w:rPr>
-          <w:rFonts w:ascii="Times New Roman" w:hAnsi="Times New Roman" w:cs="Times New Roman"/>
-        </w:rPr>
-        <w:tab/>
-        <w:t>Mengetahui,</w:t>
+        <w:t xml:space="preserve">Mengetahui,</w:t>
       </w:r>
     </w:p>
     <w:p>
@@ -2821,6 +2691,9 @@
     </w:p>
     <w:p>
       <w:pPr>
+        <w:tabs>
+          <w:tab w:val="left" w:pos="5760"/>
+        </w:tabs>
         <w:spacing w:after="0" w:line="240" w:lineRule="auto"/>
         <w:rPr>
           <w:rFonts w:ascii="Times New Roman" w:hAnsi="Times New Roman" w:cs="Times New Roman"/>
@@ -2831,84 +2704,22 @@
           <w:rFonts w:ascii="Times New Roman" w:hAnsi="Times New Roman" w:cs="Times New Roman"/>
           <w:lang w:val="en-US"/>
         </w:rPr>
-        <w:t xml:space="preserve">Dosen </w:t>
+        <w:t xml:space="preserve">Dosen Pembimbing,</w:t>
       </w:r>
-      <w:proofErr w:type="spellStart"/>
       <w:r>
         <w:rPr>
           <w:rFonts w:ascii="Times New Roman" w:hAnsi="Times New Roman" w:cs="Times New Roman"/>
           <w:lang w:val="en-US"/>
-        </w:rPr>
-        <w:t>Pembimbing</w:t>
-      </w:r>
-      <w:proofErr w:type="spellEnd"/>
-      <w:r>
-        <w:rPr>
-          <w:rFonts w:ascii="Times New Roman" w:hAnsi="Times New Roman" w:cs="Times New Roman"/>
-        </w:rPr>
-        <w:t>,</w:t>
-      </w:r>
-      <w:r>
-        <w:rPr>
-          <w:rFonts w:ascii="Times New Roman" w:hAnsi="Times New Roman" w:cs="Times New Roman"/>
         </w:rPr>
         <w:tab/>
       </w:r>
       <w:r>
         <w:rPr>
           <w:rFonts w:ascii="Times New Roman" w:hAnsi="Times New Roman" w:cs="Times New Roman"/>
-        </w:rPr>
-        <w:tab/>
-      </w:r>
-      <w:r>
-        <w:rPr>
-          <w:rFonts w:ascii="Times New Roman" w:hAnsi="Times New Roman" w:cs="Times New Roman"/>
-        </w:rPr>
-        <w:tab/>
-      </w:r>
-      <w:r>
-        <w:rPr>
-          <w:rFonts w:ascii="Times New Roman" w:hAnsi="Times New Roman" w:cs="Times New Roman"/>
-        </w:rPr>
-        <w:tab/>
-      </w:r>
-      <w:r>
-        <w:rPr>
-          <w:rFonts w:ascii="Times New Roman" w:hAnsi="Times New Roman" w:cs="Times New Roman"/>
-        </w:rPr>
-        <w:tab/>
-      </w:r>
-      <w:r>
-        <w:rPr>
-          <w:rFonts w:ascii="Times New Roman" w:hAnsi="Times New Roman" w:cs="Times New Roman"/>
-        </w:rPr>
-        <w:tab/>
-      </w:r>
-      <w:proofErr w:type="spellStart"/>
-      <w:r>
-        <w:rPr>
-          <w:rFonts w:ascii="Times New Roman" w:hAnsi="Times New Roman" w:cs="Times New Roman"/>
           <w:lang w:val="en-US"/>
         </w:rPr>
-        <w:t>Pembimbing</w:t>
+        <w:t xml:space="preserve">Pembimbing Lapangan</w:t>
       </w:r>
-      <w:proofErr w:type="spellEnd"/>
-      <w:r>
-        <w:rPr>
-          <w:rFonts w:ascii="Times New Roman" w:hAnsi="Times New Roman" w:cs="Times New Roman"/>
-          <w:lang w:val="en-US"/>
-        </w:rPr>
-        <w:t xml:space="preserve"> </w:t>
-      </w:r>
-      <w:proofErr w:type="spellStart"/>
-      <w:r>
-        <w:rPr>
-          <w:rFonts w:ascii="Times New Roman" w:hAnsi="Times New Roman" w:cs="Times New Roman"/>
-          <w:lang w:val="en-US"/>
-        </w:rPr>
-        <w:t>Lapangan</w:t>
-      </w:r>
-      <w:proofErr w:type="spellEnd"/>
     </w:p>
     <w:p>
       <w:pPr>
@@ -2944,6 +2755,9 @@
     </w:p>
     <w:p>
       <w:pPr>
+        <w:tabs>
+          <w:tab w:val="left" w:pos="5760"/>
+        </w:tabs>
         <w:spacing w:after="0" w:line="240" w:lineRule="auto"/>
         <w:rPr>
           <w:rFonts w:ascii="Times New Roman" w:hAnsi="Times New Roman" w:cs="Times New Roman"/>
@@ -2953,7 +2767,7 @@
         <w:rPr>
           <w:rFonts w:ascii="Times New Roman" w:hAnsi="Times New Roman" w:cs="Times New Roman"/>
         </w:rPr>
-        <w:t>{{DOSEN_PEMBIMBING}}</w:t>
+        <w:t xml:space="preserve">{{DOSEN_PEMBIMBING}}</w:t>
       </w:r>
       <w:r>
         <w:rPr>
@@ -2965,31 +2779,7 @@
         <w:rPr>
           <w:rFonts w:ascii="Times New Roman" w:hAnsi="Times New Roman" w:cs="Times New Roman"/>
         </w:rPr>
-        <w:tab/>
-      </w:r>
-      <w:r>
-        <w:rPr>
-          <w:rFonts w:ascii="Times New Roman" w:hAnsi="Times New Roman" w:cs="Times New Roman"/>
-        </w:rPr>
-        <w:tab/>
-      </w:r>
-      <w:r>
-        <w:rPr>
-          <w:rFonts w:ascii="Times New Roman" w:hAnsi="Times New Roman" w:cs="Times New Roman"/>
-        </w:rPr>
-        <w:tab/>
-      </w:r>
-      <w:r>
-        <w:rPr>
-          <w:rFonts w:ascii="Times New Roman" w:hAnsi="Times New Roman" w:cs="Times New Roman"/>
-        </w:rPr>
-        <w:tab/>
-      </w:r>
-      <w:r>
-        <w:rPr>
-          <w:rFonts w:ascii="Times New Roman" w:hAnsi="Times New Roman" w:cs="Times New Roman"/>
-        </w:rPr>
-        <w:t>{{PEMBIMBING_LAPANGAN}}</w:t>
+        <w:t xml:space="preserve">{{PEMBIMBING_LAPANGAN}}</w:t>
       </w:r>
     </w:p>
     <w:sectPr>
